--- a/public/reports/technical-report.docx
+++ b/public/reports/technical-report.docx
@@ -122,7 +122,7 @@
           <w:szCs w:val="22"/>
           <w:rFonts w:ascii="Arial" w:cs="Arial" w:eastAsia="Arial" w:hAnsi="Arial"/>
         </w:rPr>
-        <w:t xml:space="preserve">**Versions tracked:** 11</w:t>
+        <w:t xml:space="preserve">**Versions tracked:** 12</w:t>
       </w:r>
     </w:p>
     <w:p>
@@ -2980,6 +2980,119 @@
           <w:rFonts w:ascii="Arial" w:cs="Arial" w:eastAsia="Arial" w:hAnsi="Arial"/>
         </w:rPr>
         <w:t xml:space="preserve">• New 'GitHub Sync' sidebar page with filterable repo inventory table (by layer / LLM role / chapter)</w:t>
+      </w:r>
+    </w:p>
+    <w:p>
+      <w:pPr>
+        <w:spacing w:after="120"/>
+      </w:pPr>
+      <w:r>
+        <w:rPr>
+          <w:sz w:val="22"/>
+          <w:szCs w:val="22"/>
+          <w:rFonts w:ascii="Arial" w:cs="Arial" w:eastAsia="Arial" w:hAnsi="Arial"/>
+        </w:rPr>
+        <w:t xml:space="preserve"/>
+      </w:r>
+    </w:p>
+    <w:p>
+      <w:pPr>
+        <w:pStyle w:val="Heading3"/>
+        <w:spacing w:before="240" w:after="120"/>
+      </w:pPr>
+      <w:r>
+        <w:rPr>
+          <w:b/>
+          <w:bCs/>
+          <w:sz w:val="26"/>
+          <w:szCs w:val="26"/>
+          <w:rFonts w:ascii="Arial" w:cs="Arial" w:eastAsia="Arial" w:hAnsi="Arial"/>
+        </w:rPr>
+        <w:t xml:space="preserve">v2.2.0 — Self-Monitoring Mechanism: Auto-Generated Reports + Drift Scanner (2026-04-18, minor)</w:t>
+      </w:r>
+    </w:p>
+    <w:p>
+      <w:pPr>
+        <w:spacing w:after="120"/>
+        <w:ind w:left="360"/>
+      </w:pPr>
+      <w:r>
+        <w:rPr>
+          <w:sz w:val="22"/>
+          <w:szCs w:val="22"/>
+          <w:rFonts w:ascii="Arial" w:cs="Arial" w:eastAsia="Arial" w:hAnsi="Arial"/>
+        </w:rPr>
+        <w:t xml:space="preserve">• Built scripts/generate-reports.mjs — single command produces 12 artifacts from repo state</w:t>
+      </w:r>
+    </w:p>
+    <w:p>
+      <w:pPr>
+        <w:spacing w:after="120"/>
+        <w:ind w:left="360"/>
+      </w:pPr>
+      <w:r>
+        <w:rPr>
+          <w:sz w:val="22"/>
+          <w:szCs w:val="22"/>
+          <w:rFonts w:ascii="Arial" w:cs="Arial" w:eastAsia="Arial" w:hAnsi="Arial"/>
+        </w:rPr>
+        <w:t xml:space="preserve">• Generates Technical Report (.md + .docx), White Paper (.md + .docx), 3 inventory tables (.csv + .json each), Health Report (.md), and a sha256 manifest.json</w:t>
+      </w:r>
+    </w:p>
+    <w:p>
+      <w:pPr>
+        <w:spacing w:after="120"/>
+        <w:ind w:left="360"/>
+      </w:pPr>
+      <w:r>
+        <w:rPr>
+          <w:sz w:val="22"/>
+          <w:szCs w:val="22"/>
+          <w:rFonts w:ascii="Arial" w:cs="Arial" w:eastAsia="Arial" w:hAnsi="Arial"/>
+        </w:rPr>
+        <w:t xml:space="preserve">• Added SelfMonitoringPanel embedded on Implementation Log and GitHub Sync pages</w:t>
+      </w:r>
+    </w:p>
+    <w:p>
+      <w:pPr>
+        <w:spacing w:after="120"/>
+        <w:ind w:left="360"/>
+      </w:pPr>
+      <w:r>
+        <w:rPr>
+          <w:sz w:val="22"/>
+          <w:szCs w:val="22"/>
+          <w:rFonts w:ascii="Arial" w:cs="Arial" w:eastAsia="Arial" w:hAnsi="Arial"/>
+        </w:rPr>
+        <w:t xml:space="preserve">• Drift scanner: diffs repo inventory vs files referenced in the log, flags undocumented files</w:t>
+      </w:r>
+    </w:p>
+    <w:p>
+      <w:pPr>
+        <w:spacing w:after="120"/>
+        <w:ind w:left="360"/>
+      </w:pPr>
+      <w:r>
+        <w:rPr>
+          <w:sz w:val="22"/>
+          <w:szCs w:val="22"/>
+          <w:rFonts w:ascii="Arial" w:cs="Arial" w:eastAsia="Arial" w:hAnsi="Arial"/>
+        </w:rPr>
+        <w:t xml:space="preserve">• Add-entry form: drafts a new log entry (auto-versioned) and copies a paste-ready TS snippet</w:t>
+      </w:r>
+    </w:p>
+    <w:p>
+      <w:pPr>
+        <w:spacing w:after="120"/>
+        <w:ind w:left="360"/>
+      </w:pPr>
+      <w:r>
+        <w:rPr>
+          <w:sz w:val="22"/>
+          <w:szCs w:val="22"/>
+          <w:rFonts w:ascii="Arial" w:cs="Arial" w:eastAsia="Arial" w:hAnsi="Arial"/>
+        </w:rPr>
+        <w:t xml:space="preserve">• All artifacts served as static downloads from /reports/* with sha256 + byte-size displayed</w:t>
       </w:r>
     </w:p>
     <w:p>
